--- a/work/nature-comms-housing/manuscript/Seller_loss_aversion_and_housing_market_liquidity_NatureComms.docx
+++ b/work/nature-comms-housing/manuscript/Seller_loss_aversion_and_housing_market_liquidity_NatureComms.docx
@@ -661,7 +661,7 @@
       <w:r>
         <w:drawing>
           <wp:inline>
-            <wp:extent cx="5334000" cy="3057258"/>
+            <wp:extent cx="5334000" cy="3100495"/>
             <wp:effectExtent b="0" l="0" r="0" t="0"/>
             <wp:docPr descr="" title="" id="26" name="Picture"/>
             <a:graphic>
@@ -682,7 +682,7 @@
                   <pic:spPr bwMode="auto">
                     <a:xfrm>
                       <a:off x="0" y="0"/>
-                      <a:ext cx="5334000" cy="3057258"/>
+                      <a:ext cx="5334000" cy="3100495"/>
                     </a:xfrm>
                     <a:prstGeom prst="rect">
                       <a:avLst/>
